--- a/8.1. Módulo de Seguridad.docx
+++ b/8.1. Módulo de Seguridad.docx
@@ -34,7 +34,37 @@
         <w:rPr>
           <w:lang w:val="es-ES"/>
         </w:rPr>
-        <w:t xml:space="preserve">El Módulo de Seguridad tiene como finalidad administrar el acceso de los usuarios al Sistema Digital de Gestión de Predios, controlando la creación de usuarios, asignación de roles, definición de permisos, visualización dinámica del menú, autenticación, vigencia de acceso, recuperación de contraseña, autenticación </w:t>
+        <w:t xml:space="preserve">El Módulo de Seguridad tiene como finalidad administrar el acceso de los usuarios </w:t>
+      </w:r>
+      <w:r>
+        <w:rPr>
+          <w:lang w:val="es-ES"/>
+        </w:rPr>
+        <w:t>de la</w:t>
+      </w:r>
+      <w:r>
+        <w:rPr>
+          <w:lang w:val="es-ES"/>
+        </w:rPr>
+        <w:t xml:space="preserve"> </w:t>
+      </w:r>
+      <w:r>
+        <w:rPr>
+          <w:lang w:val="es-ES"/>
+        </w:rPr>
+        <w:t>Plataforma</w:t>
+      </w:r>
+      <w:r>
+        <w:rPr>
+          <w:lang w:val="es-ES"/>
+        </w:rPr>
+        <w:t xml:space="preserve"> Digital de Gestión de Predios</w:t>
+      </w:r>
+      <w:r>
+        <w:rPr>
+          <w:lang w:val="es-ES"/>
+        </w:rPr>
+        <w:t xml:space="preserve">, controlando la creación de usuarios, asignación de roles, definición de permisos, visualización dinámica del menú, autenticación, vigencia de acceso, recuperación de contraseña, autenticación </w:t>
       </w:r>
       <w:proofErr w:type="spellStart"/>
       <w:r>
@@ -355,14 +385,7 @@
         <w:rPr>
           <w:lang w:val="es-ES"/>
         </w:rPr>
-        <w:t xml:space="preserve">La asignación de permisos deberá realizarse por módulo, vista o interfaz. Esto permitirá un control granular del acceso, evitando que un rol tenga permisos generales sin distinguir qué acciones </w:t>
-      </w:r>
-      <w:r>
-        <w:rPr>
-          <w:lang w:val="es-ES"/>
-        </w:rPr>
-        <w:lastRenderedPageBreak/>
-        <w:t>puede realizar dentro de cada parte del sistema. La configuración deberá permitir seleccionar permisos individuales o marcar todos los permisos disponibles cuando corresponda.</w:t>
+        <w:t>La asignación de permisos deberá realizarse por módulo, vista o interfaz. Esto permitirá un control granular del acceso, evitando que un rol tenga permisos generales sin distinguir qué acciones puede realizar dentro de cada parte del sistema. La configuración deberá permitir seleccionar permisos individuales o marcar todos los permisos disponibles cuando corresponda.</w:t>
       </w:r>
     </w:p>
     <w:p>
@@ -394,6 +417,11 @@
       </w:pPr>
     </w:p>
     <w:p>
+      <w:pPr>
+        <w:rPr>
+          <w:b/>
+        </w:rPr>
+      </w:pPr>
       <w:proofErr w:type="spellStart"/>
       <w:r>
         <w:rPr>
@@ -436,6 +464,14 @@
         </w:rPr>
         <w:t>:</w:t>
       </w:r>
+    </w:p>
+    <w:p>
+      <w:pPr>
+        <w:rPr>
+          <w:sz w:val="14"/>
+          <w:szCs w:val="16"/>
+        </w:rPr>
+      </w:pPr>
     </w:p>
     <w:tbl>
       <w:tblPr>
@@ -444,8 +480,8 @@
         <w:tblLook w:val="04A0" w:firstRow="1" w:lastRow="0" w:firstColumn="1" w:lastColumn="0" w:noHBand="0" w:noVBand="1"/>
       </w:tblPr>
       <w:tblGrid>
-        <w:gridCol w:w="4320"/>
-        <w:gridCol w:w="4320"/>
+        <w:gridCol w:w="3114"/>
+        <w:gridCol w:w="5526"/>
       </w:tblGrid>
       <w:tr>
         <w:trPr>
@@ -453,7 +489,7 @@
         </w:trPr>
         <w:tc>
           <w:tcPr>
-            <w:tcW w:w="4320" w:type="dxa"/>
+            <w:tcW w:w="3114" w:type="dxa"/>
             <w:tcBorders>
               <w:top w:val="single" w:sz="4" w:space="0" w:color="000000"/>
               <w:left w:val="single" w:sz="4" w:space="0" w:color="000000"/>
@@ -463,17 +499,27 @@
             <w:vAlign w:val="center"/>
           </w:tcPr>
           <w:p>
+            <w:pPr>
+              <w:rPr>
+                <w:sz w:val="18"/>
+                <w:szCs w:val="20"/>
+              </w:rPr>
+            </w:pPr>
+            <w:proofErr w:type="spellStart"/>
             <w:r>
               <w:rPr>
                 <w:b/>
+                <w:sz w:val="18"/>
+                <w:szCs w:val="20"/>
               </w:rPr>
               <w:t>Permiso</w:t>
             </w:r>
+            <w:proofErr w:type="spellEnd"/>
           </w:p>
         </w:tc>
         <w:tc>
           <w:tcPr>
-            <w:tcW w:w="4320" w:type="dxa"/>
+            <w:tcW w:w="5526" w:type="dxa"/>
             <w:tcBorders>
               <w:top w:val="single" w:sz="4" w:space="0" w:color="000000"/>
               <w:left w:val="single" w:sz="4" w:space="0" w:color="000000"/>
@@ -483,9 +529,17 @@
             <w:vAlign w:val="center"/>
           </w:tcPr>
           <w:p>
+            <w:pPr>
+              <w:rPr>
+                <w:sz w:val="18"/>
+                <w:szCs w:val="20"/>
+              </w:rPr>
+            </w:pPr>
             <w:r>
               <w:rPr>
                 <w:b/>
+                <w:sz w:val="18"/>
+                <w:szCs w:val="20"/>
               </w:rPr>
               <w:t>Descripción funcional</w:t>
             </w:r>
@@ -498,24 +552,7 @@
         </w:trPr>
         <w:tc>
           <w:tcPr>
-            <w:tcW w:w="4320" w:type="dxa"/>
-            <w:tcBorders>
-              <w:top w:val="single" w:sz="4" w:space="0" w:color="000000"/>
-              <w:left w:val="single" w:sz="4" w:space="0" w:color="000000"/>
-              <w:bottom w:val="single" w:sz="4" w:space="0" w:color="000000"/>
-              <w:right w:val="single" w:sz="4" w:space="0" w:color="000000"/>
-            </w:tcBorders>
-            <w:vAlign w:val="center"/>
-          </w:tcPr>
-          <w:p>
-            <w:r>
-              <w:t>Visualizar</w:t>
-            </w:r>
-          </w:p>
-        </w:tc>
-        <w:tc>
-          <w:tcPr>
-            <w:tcW w:w="4320" w:type="dxa"/>
+            <w:tcW w:w="3114" w:type="dxa"/>
             <w:tcBorders>
               <w:top w:val="single" w:sz="4" w:space="0" w:color="000000"/>
               <w:left w:val="single" w:sz="4" w:space="0" w:color="000000"/>
@@ -527,11 +564,42 @@
           <w:p>
             <w:pPr>
               <w:rPr>
+                <w:sz w:val="18"/>
+                <w:szCs w:val="20"/>
+              </w:rPr>
+            </w:pPr>
+            <w:r>
+              <w:rPr>
+                <w:sz w:val="18"/>
+                <w:szCs w:val="20"/>
+              </w:rPr>
+              <w:t>Visualizar</w:t>
+            </w:r>
+          </w:p>
+        </w:tc>
+        <w:tc>
+          <w:tcPr>
+            <w:tcW w:w="5526" w:type="dxa"/>
+            <w:tcBorders>
+              <w:top w:val="single" w:sz="4" w:space="0" w:color="000000"/>
+              <w:left w:val="single" w:sz="4" w:space="0" w:color="000000"/>
+              <w:bottom w:val="single" w:sz="4" w:space="0" w:color="000000"/>
+              <w:right w:val="single" w:sz="4" w:space="0" w:color="000000"/>
+            </w:tcBorders>
+            <w:vAlign w:val="center"/>
+          </w:tcPr>
+          <w:p>
+            <w:pPr>
+              <w:rPr>
+                <w:sz w:val="18"/>
+                <w:szCs w:val="20"/>
                 <w:lang w:val="es-ES"/>
               </w:rPr>
             </w:pPr>
             <w:r>
               <w:rPr>
+                <w:sz w:val="18"/>
+                <w:szCs w:val="20"/>
                 <w:lang w:val="es-ES"/>
               </w:rPr>
               <w:t>Permite consultar la vista o información asociada al módulo.</w:t>
@@ -545,26 +613,7 @@
         </w:trPr>
         <w:tc>
           <w:tcPr>
-            <w:tcW w:w="4320" w:type="dxa"/>
-            <w:tcBorders>
-              <w:top w:val="single" w:sz="4" w:space="0" w:color="000000"/>
-              <w:left w:val="single" w:sz="4" w:space="0" w:color="000000"/>
-              <w:bottom w:val="single" w:sz="4" w:space="0" w:color="000000"/>
-              <w:right w:val="single" w:sz="4" w:space="0" w:color="000000"/>
-            </w:tcBorders>
-            <w:vAlign w:val="center"/>
-          </w:tcPr>
-          <w:p>
-            <w:proofErr w:type="spellStart"/>
-            <w:r>
-              <w:t>Agregar</w:t>
-            </w:r>
-            <w:proofErr w:type="spellEnd"/>
-          </w:p>
-        </w:tc>
-        <w:tc>
-          <w:tcPr>
-            <w:tcW w:w="4320" w:type="dxa"/>
+            <w:tcW w:w="3114" w:type="dxa"/>
             <w:tcBorders>
               <w:top w:val="single" w:sz="4" w:space="0" w:color="000000"/>
               <w:left w:val="single" w:sz="4" w:space="0" w:color="000000"/>
@@ -576,11 +625,44 @@
           <w:p>
             <w:pPr>
               <w:rPr>
+                <w:sz w:val="18"/>
+                <w:szCs w:val="20"/>
+              </w:rPr>
+            </w:pPr>
+            <w:proofErr w:type="spellStart"/>
+            <w:r>
+              <w:rPr>
+                <w:sz w:val="18"/>
+                <w:szCs w:val="20"/>
+              </w:rPr>
+              <w:t>Agregar</w:t>
+            </w:r>
+            <w:proofErr w:type="spellEnd"/>
+          </w:p>
+        </w:tc>
+        <w:tc>
+          <w:tcPr>
+            <w:tcW w:w="5526" w:type="dxa"/>
+            <w:tcBorders>
+              <w:top w:val="single" w:sz="4" w:space="0" w:color="000000"/>
+              <w:left w:val="single" w:sz="4" w:space="0" w:color="000000"/>
+              <w:bottom w:val="single" w:sz="4" w:space="0" w:color="000000"/>
+              <w:right w:val="single" w:sz="4" w:space="0" w:color="000000"/>
+            </w:tcBorders>
+            <w:vAlign w:val="center"/>
+          </w:tcPr>
+          <w:p>
+            <w:pPr>
+              <w:rPr>
+                <w:sz w:val="18"/>
+                <w:szCs w:val="20"/>
                 <w:lang w:val="es-ES"/>
               </w:rPr>
             </w:pPr>
             <w:r>
               <w:rPr>
+                <w:sz w:val="18"/>
+                <w:szCs w:val="20"/>
                 <w:lang w:val="es-ES"/>
               </w:rPr>
               <w:t>Permite crear nuevos registros dentro de la vista habilitada.</w:t>
@@ -594,26 +676,7 @@
         </w:trPr>
         <w:tc>
           <w:tcPr>
-            <w:tcW w:w="4320" w:type="dxa"/>
-            <w:tcBorders>
-              <w:top w:val="single" w:sz="4" w:space="0" w:color="000000"/>
-              <w:left w:val="single" w:sz="4" w:space="0" w:color="000000"/>
-              <w:bottom w:val="single" w:sz="4" w:space="0" w:color="000000"/>
-              <w:right w:val="single" w:sz="4" w:space="0" w:color="000000"/>
-            </w:tcBorders>
-            <w:vAlign w:val="center"/>
-          </w:tcPr>
-          <w:p>
-            <w:proofErr w:type="spellStart"/>
-            <w:r>
-              <w:t>Editar</w:t>
-            </w:r>
-            <w:proofErr w:type="spellEnd"/>
-          </w:p>
-        </w:tc>
-        <w:tc>
-          <w:tcPr>
-            <w:tcW w:w="4320" w:type="dxa"/>
+            <w:tcW w:w="3114" w:type="dxa"/>
             <w:tcBorders>
               <w:top w:val="single" w:sz="4" w:space="0" w:color="000000"/>
               <w:left w:val="single" w:sz="4" w:space="0" w:color="000000"/>
@@ -625,11 +688,44 @@
           <w:p>
             <w:pPr>
               <w:rPr>
+                <w:sz w:val="18"/>
+                <w:szCs w:val="20"/>
+              </w:rPr>
+            </w:pPr>
+            <w:proofErr w:type="spellStart"/>
+            <w:r>
+              <w:rPr>
+                <w:sz w:val="18"/>
+                <w:szCs w:val="20"/>
+              </w:rPr>
+              <w:t>Editar</w:t>
+            </w:r>
+            <w:proofErr w:type="spellEnd"/>
+          </w:p>
+        </w:tc>
+        <w:tc>
+          <w:tcPr>
+            <w:tcW w:w="5526" w:type="dxa"/>
+            <w:tcBorders>
+              <w:top w:val="single" w:sz="4" w:space="0" w:color="000000"/>
+              <w:left w:val="single" w:sz="4" w:space="0" w:color="000000"/>
+              <w:bottom w:val="single" w:sz="4" w:space="0" w:color="000000"/>
+              <w:right w:val="single" w:sz="4" w:space="0" w:color="000000"/>
+            </w:tcBorders>
+            <w:vAlign w:val="center"/>
+          </w:tcPr>
+          <w:p>
+            <w:pPr>
+              <w:rPr>
+                <w:sz w:val="18"/>
+                <w:szCs w:val="20"/>
                 <w:lang w:val="es-ES"/>
               </w:rPr>
             </w:pPr>
             <w:r>
               <w:rPr>
+                <w:sz w:val="18"/>
+                <w:szCs w:val="20"/>
                 <w:lang w:val="es-ES"/>
               </w:rPr>
               <w:t>Permite modificar información existente según el rol asignado.</w:t>
@@ -643,26 +739,7 @@
         </w:trPr>
         <w:tc>
           <w:tcPr>
-            <w:tcW w:w="4320" w:type="dxa"/>
-            <w:tcBorders>
-              <w:top w:val="single" w:sz="4" w:space="0" w:color="000000"/>
-              <w:left w:val="single" w:sz="4" w:space="0" w:color="000000"/>
-              <w:bottom w:val="single" w:sz="4" w:space="0" w:color="000000"/>
-              <w:right w:val="single" w:sz="4" w:space="0" w:color="000000"/>
-            </w:tcBorders>
-            <w:vAlign w:val="center"/>
-          </w:tcPr>
-          <w:p>
-            <w:proofErr w:type="spellStart"/>
-            <w:r>
-              <w:t>Eliminar</w:t>
-            </w:r>
-            <w:proofErr w:type="spellEnd"/>
-          </w:p>
-        </w:tc>
-        <w:tc>
-          <w:tcPr>
-            <w:tcW w:w="4320" w:type="dxa"/>
+            <w:tcW w:w="3114" w:type="dxa"/>
             <w:tcBorders>
               <w:top w:val="single" w:sz="4" w:space="0" w:color="000000"/>
               <w:left w:val="single" w:sz="4" w:space="0" w:color="000000"/>
@@ -674,11 +751,44 @@
           <w:p>
             <w:pPr>
               <w:rPr>
+                <w:sz w:val="18"/>
+                <w:szCs w:val="20"/>
+              </w:rPr>
+            </w:pPr>
+            <w:proofErr w:type="spellStart"/>
+            <w:r>
+              <w:rPr>
+                <w:sz w:val="18"/>
+                <w:szCs w:val="20"/>
+              </w:rPr>
+              <w:t>Eliminar</w:t>
+            </w:r>
+            <w:proofErr w:type="spellEnd"/>
+          </w:p>
+        </w:tc>
+        <w:tc>
+          <w:tcPr>
+            <w:tcW w:w="5526" w:type="dxa"/>
+            <w:tcBorders>
+              <w:top w:val="single" w:sz="4" w:space="0" w:color="000000"/>
+              <w:left w:val="single" w:sz="4" w:space="0" w:color="000000"/>
+              <w:bottom w:val="single" w:sz="4" w:space="0" w:color="000000"/>
+              <w:right w:val="single" w:sz="4" w:space="0" w:color="000000"/>
+            </w:tcBorders>
+            <w:vAlign w:val="center"/>
+          </w:tcPr>
+          <w:p>
+            <w:pPr>
+              <w:rPr>
+                <w:sz w:val="18"/>
+                <w:szCs w:val="20"/>
                 <w:lang w:val="es-ES"/>
               </w:rPr>
             </w:pPr>
             <w:r>
               <w:rPr>
+                <w:sz w:val="18"/>
+                <w:szCs w:val="20"/>
                 <w:lang w:val="es-ES"/>
               </w:rPr>
               <w:t>Permite retirar registros cuando la vista lo permita y exista autorización.</w:t>
@@ -692,26 +802,7 @@
         </w:trPr>
         <w:tc>
           <w:tcPr>
-            <w:tcW w:w="4320" w:type="dxa"/>
-            <w:tcBorders>
-              <w:top w:val="single" w:sz="4" w:space="0" w:color="000000"/>
-              <w:left w:val="single" w:sz="4" w:space="0" w:color="000000"/>
-              <w:bottom w:val="single" w:sz="4" w:space="0" w:color="000000"/>
-              <w:right w:val="single" w:sz="4" w:space="0" w:color="000000"/>
-            </w:tcBorders>
-            <w:vAlign w:val="center"/>
-          </w:tcPr>
-          <w:p>
-            <w:proofErr w:type="spellStart"/>
-            <w:r>
-              <w:t>Auditar</w:t>
-            </w:r>
-            <w:proofErr w:type="spellEnd"/>
-          </w:p>
-        </w:tc>
-        <w:tc>
-          <w:tcPr>
-            <w:tcW w:w="4320" w:type="dxa"/>
+            <w:tcW w:w="3114" w:type="dxa"/>
             <w:tcBorders>
               <w:top w:val="single" w:sz="4" w:space="0" w:color="000000"/>
               <w:left w:val="single" w:sz="4" w:space="0" w:color="000000"/>
@@ -723,11 +814,44 @@
           <w:p>
             <w:pPr>
               <w:rPr>
+                <w:sz w:val="18"/>
+                <w:szCs w:val="20"/>
+              </w:rPr>
+            </w:pPr>
+            <w:proofErr w:type="spellStart"/>
+            <w:r>
+              <w:rPr>
+                <w:sz w:val="18"/>
+                <w:szCs w:val="20"/>
+              </w:rPr>
+              <w:t>Auditar</w:t>
+            </w:r>
+            <w:proofErr w:type="spellEnd"/>
+          </w:p>
+        </w:tc>
+        <w:tc>
+          <w:tcPr>
+            <w:tcW w:w="5526" w:type="dxa"/>
+            <w:tcBorders>
+              <w:top w:val="single" w:sz="4" w:space="0" w:color="000000"/>
+              <w:left w:val="single" w:sz="4" w:space="0" w:color="000000"/>
+              <w:bottom w:val="single" w:sz="4" w:space="0" w:color="000000"/>
+              <w:right w:val="single" w:sz="4" w:space="0" w:color="000000"/>
+            </w:tcBorders>
+            <w:vAlign w:val="center"/>
+          </w:tcPr>
+          <w:p>
+            <w:pPr>
+              <w:rPr>
+                <w:sz w:val="18"/>
+                <w:szCs w:val="20"/>
                 <w:lang w:val="es-ES"/>
               </w:rPr>
             </w:pPr>
             <w:r>
               <w:rPr>
+                <w:sz w:val="18"/>
+                <w:szCs w:val="20"/>
                 <w:lang w:val="es-ES"/>
               </w:rPr>
               <w:t>Permite revisar historial, trazabilidad o bitácora de acciones.</w:t>
@@ -741,26 +865,7 @@
         </w:trPr>
         <w:tc>
           <w:tcPr>
-            <w:tcW w:w="4320" w:type="dxa"/>
-            <w:tcBorders>
-              <w:top w:val="single" w:sz="4" w:space="0" w:color="000000"/>
-              <w:left w:val="single" w:sz="4" w:space="0" w:color="000000"/>
-              <w:bottom w:val="single" w:sz="4" w:space="0" w:color="000000"/>
-              <w:right w:val="single" w:sz="4" w:space="0" w:color="000000"/>
-            </w:tcBorders>
-            <w:vAlign w:val="center"/>
-          </w:tcPr>
-          <w:p>
-            <w:proofErr w:type="spellStart"/>
-            <w:r>
-              <w:t>Revisar</w:t>
-            </w:r>
-            <w:proofErr w:type="spellEnd"/>
-          </w:p>
-        </w:tc>
-        <w:tc>
-          <w:tcPr>
-            <w:tcW w:w="4320" w:type="dxa"/>
+            <w:tcW w:w="3114" w:type="dxa"/>
             <w:tcBorders>
               <w:top w:val="single" w:sz="4" w:space="0" w:color="000000"/>
               <w:left w:val="single" w:sz="4" w:space="0" w:color="000000"/>
@@ -772,11 +877,44 @@
           <w:p>
             <w:pPr>
               <w:rPr>
+                <w:sz w:val="18"/>
+                <w:szCs w:val="20"/>
+              </w:rPr>
+            </w:pPr>
+            <w:proofErr w:type="spellStart"/>
+            <w:r>
+              <w:rPr>
+                <w:sz w:val="18"/>
+                <w:szCs w:val="20"/>
+              </w:rPr>
+              <w:t>Revisar</w:t>
+            </w:r>
+            <w:proofErr w:type="spellEnd"/>
+          </w:p>
+        </w:tc>
+        <w:tc>
+          <w:tcPr>
+            <w:tcW w:w="5526" w:type="dxa"/>
+            <w:tcBorders>
+              <w:top w:val="single" w:sz="4" w:space="0" w:color="000000"/>
+              <w:left w:val="single" w:sz="4" w:space="0" w:color="000000"/>
+              <w:bottom w:val="single" w:sz="4" w:space="0" w:color="000000"/>
+              <w:right w:val="single" w:sz="4" w:space="0" w:color="000000"/>
+            </w:tcBorders>
+            <w:vAlign w:val="center"/>
+          </w:tcPr>
+          <w:p>
+            <w:pPr>
+              <w:rPr>
+                <w:sz w:val="18"/>
+                <w:szCs w:val="20"/>
                 <w:lang w:val="es-ES"/>
               </w:rPr>
             </w:pPr>
             <w:r>
               <w:rPr>
+                <w:sz w:val="18"/>
+                <w:szCs w:val="20"/>
                 <w:lang w:val="es-ES"/>
               </w:rPr>
               <w:t>Permite verificar registros, validar información o emitir conformidad funcional.</w:t>
@@ -790,26 +928,7 @@
         </w:trPr>
         <w:tc>
           <w:tcPr>
-            <w:tcW w:w="4320" w:type="dxa"/>
-            <w:tcBorders>
-              <w:top w:val="single" w:sz="4" w:space="0" w:color="000000"/>
-              <w:left w:val="single" w:sz="4" w:space="0" w:color="000000"/>
-              <w:bottom w:val="single" w:sz="4" w:space="0" w:color="000000"/>
-              <w:right w:val="single" w:sz="4" w:space="0" w:color="000000"/>
-            </w:tcBorders>
-            <w:vAlign w:val="center"/>
-          </w:tcPr>
-          <w:p>
-            <w:proofErr w:type="spellStart"/>
-            <w:r>
-              <w:t>Deshabilitar</w:t>
-            </w:r>
-            <w:proofErr w:type="spellEnd"/>
-          </w:p>
-        </w:tc>
-        <w:tc>
-          <w:tcPr>
-            <w:tcW w:w="4320" w:type="dxa"/>
+            <w:tcW w:w="3114" w:type="dxa"/>
             <w:tcBorders>
               <w:top w:val="single" w:sz="4" w:space="0" w:color="000000"/>
               <w:left w:val="single" w:sz="4" w:space="0" w:color="000000"/>
@@ -821,11 +940,44 @@
           <w:p>
             <w:pPr>
               <w:rPr>
+                <w:sz w:val="18"/>
+                <w:szCs w:val="20"/>
+              </w:rPr>
+            </w:pPr>
+            <w:proofErr w:type="spellStart"/>
+            <w:r>
+              <w:rPr>
+                <w:sz w:val="18"/>
+                <w:szCs w:val="20"/>
+              </w:rPr>
+              <w:t>Deshabilitar</w:t>
+            </w:r>
+            <w:proofErr w:type="spellEnd"/>
+          </w:p>
+        </w:tc>
+        <w:tc>
+          <w:tcPr>
+            <w:tcW w:w="5526" w:type="dxa"/>
+            <w:tcBorders>
+              <w:top w:val="single" w:sz="4" w:space="0" w:color="000000"/>
+              <w:left w:val="single" w:sz="4" w:space="0" w:color="000000"/>
+              <w:bottom w:val="single" w:sz="4" w:space="0" w:color="000000"/>
+              <w:right w:val="single" w:sz="4" w:space="0" w:color="000000"/>
+            </w:tcBorders>
+            <w:vAlign w:val="center"/>
+          </w:tcPr>
+          <w:p>
+            <w:pPr>
+              <w:rPr>
+                <w:sz w:val="18"/>
+                <w:szCs w:val="20"/>
                 <w:lang w:val="es-ES"/>
               </w:rPr>
             </w:pPr>
             <w:r>
               <w:rPr>
+                <w:sz w:val="18"/>
+                <w:szCs w:val="20"/>
                 <w:lang w:val="es-ES"/>
               </w:rPr>
               <w:t>Permite inactivar registros, usuarios o elementos sin eliminarlos definitivamente.</w:t>
@@ -839,26 +991,7 @@
         </w:trPr>
         <w:tc>
           <w:tcPr>
-            <w:tcW w:w="4320" w:type="dxa"/>
-            <w:tcBorders>
-              <w:top w:val="single" w:sz="4" w:space="0" w:color="000000"/>
-              <w:left w:val="single" w:sz="4" w:space="0" w:color="000000"/>
-              <w:bottom w:val="single" w:sz="4" w:space="0" w:color="000000"/>
-              <w:right w:val="single" w:sz="4" w:space="0" w:color="000000"/>
-            </w:tcBorders>
-            <w:vAlign w:val="center"/>
-          </w:tcPr>
-          <w:p>
-            <w:proofErr w:type="spellStart"/>
-            <w:r>
-              <w:t>Bloquear</w:t>
-            </w:r>
-            <w:proofErr w:type="spellEnd"/>
-          </w:p>
-        </w:tc>
-        <w:tc>
-          <w:tcPr>
-            <w:tcW w:w="4320" w:type="dxa"/>
+            <w:tcW w:w="3114" w:type="dxa"/>
             <w:tcBorders>
               <w:top w:val="single" w:sz="4" w:space="0" w:color="000000"/>
               <w:left w:val="single" w:sz="4" w:space="0" w:color="000000"/>
@@ -870,11 +1003,44 @@
           <w:p>
             <w:pPr>
               <w:rPr>
+                <w:sz w:val="18"/>
+                <w:szCs w:val="20"/>
+              </w:rPr>
+            </w:pPr>
+            <w:proofErr w:type="spellStart"/>
+            <w:r>
+              <w:rPr>
+                <w:sz w:val="18"/>
+                <w:szCs w:val="20"/>
+              </w:rPr>
+              <w:t>Bloquear</w:t>
+            </w:r>
+            <w:proofErr w:type="spellEnd"/>
+          </w:p>
+        </w:tc>
+        <w:tc>
+          <w:tcPr>
+            <w:tcW w:w="5526" w:type="dxa"/>
+            <w:tcBorders>
+              <w:top w:val="single" w:sz="4" w:space="0" w:color="000000"/>
+              <w:left w:val="single" w:sz="4" w:space="0" w:color="000000"/>
+              <w:bottom w:val="single" w:sz="4" w:space="0" w:color="000000"/>
+              <w:right w:val="single" w:sz="4" w:space="0" w:color="000000"/>
+            </w:tcBorders>
+            <w:vAlign w:val="center"/>
+          </w:tcPr>
+          <w:p>
+            <w:pPr>
+              <w:rPr>
+                <w:sz w:val="18"/>
+                <w:szCs w:val="20"/>
                 <w:lang w:val="es-ES"/>
               </w:rPr>
             </w:pPr>
             <w:r>
               <w:rPr>
+                <w:sz w:val="18"/>
+                <w:szCs w:val="20"/>
                 <w:lang w:val="es-ES"/>
               </w:rPr>
               <w:t>Permite restringir temporalmente un registro o usuario, cuando la vista lo contemple.</w:t>
@@ -888,34 +1054,7 @@
         </w:trPr>
         <w:tc>
           <w:tcPr>
-            <w:tcW w:w="4320" w:type="dxa"/>
-            <w:tcBorders>
-              <w:top w:val="single" w:sz="4" w:space="0" w:color="000000"/>
-              <w:left w:val="single" w:sz="4" w:space="0" w:color="000000"/>
-              <w:bottom w:val="single" w:sz="4" w:space="0" w:color="000000"/>
-              <w:right w:val="single" w:sz="4" w:space="0" w:color="000000"/>
-            </w:tcBorders>
-            <w:vAlign w:val="center"/>
-          </w:tcPr>
-          <w:p>
-            <w:proofErr w:type="spellStart"/>
-            <w:r>
-              <w:t>Seleccionar</w:t>
-            </w:r>
-            <w:proofErr w:type="spellEnd"/>
-            <w:r>
-              <w:t xml:space="preserve"> </w:t>
-            </w:r>
-            <w:proofErr w:type="spellStart"/>
-            <w:r>
-              <w:t>todo</w:t>
-            </w:r>
-            <w:proofErr w:type="spellEnd"/>
-          </w:p>
-        </w:tc>
-        <w:tc>
-          <w:tcPr>
-            <w:tcW w:w="4320" w:type="dxa"/>
+            <w:tcW w:w="3114" w:type="dxa"/>
             <w:tcBorders>
               <w:top w:val="single" w:sz="4" w:space="0" w:color="000000"/>
               <w:left w:val="single" w:sz="4" w:space="0" w:color="000000"/>
@@ -927,11 +1066,60 @@
           <w:p>
             <w:pPr>
               <w:rPr>
+                <w:sz w:val="18"/>
+                <w:szCs w:val="20"/>
+              </w:rPr>
+            </w:pPr>
+            <w:proofErr w:type="spellStart"/>
+            <w:r>
+              <w:rPr>
+                <w:sz w:val="18"/>
+                <w:szCs w:val="20"/>
+              </w:rPr>
+              <w:t>Seleccionar</w:t>
+            </w:r>
+            <w:proofErr w:type="spellEnd"/>
+            <w:r>
+              <w:rPr>
+                <w:sz w:val="18"/>
+                <w:szCs w:val="20"/>
+              </w:rPr>
+              <w:t xml:space="preserve"> </w:t>
+            </w:r>
+            <w:proofErr w:type="spellStart"/>
+            <w:r>
+              <w:rPr>
+                <w:sz w:val="18"/>
+                <w:szCs w:val="20"/>
+              </w:rPr>
+              <w:t>todo</w:t>
+            </w:r>
+            <w:proofErr w:type="spellEnd"/>
+          </w:p>
+        </w:tc>
+        <w:tc>
+          <w:tcPr>
+            <w:tcW w:w="5526" w:type="dxa"/>
+            <w:tcBorders>
+              <w:top w:val="single" w:sz="4" w:space="0" w:color="000000"/>
+              <w:left w:val="single" w:sz="4" w:space="0" w:color="000000"/>
+              <w:bottom w:val="single" w:sz="4" w:space="0" w:color="000000"/>
+              <w:right w:val="single" w:sz="4" w:space="0" w:color="000000"/>
+            </w:tcBorders>
+            <w:vAlign w:val="center"/>
+          </w:tcPr>
+          <w:p>
+            <w:pPr>
+              <w:rPr>
+                <w:sz w:val="18"/>
+                <w:szCs w:val="20"/>
                 <w:lang w:val="es-ES"/>
               </w:rPr>
             </w:pPr>
             <w:r>
               <w:rPr>
+                <w:sz w:val="18"/>
+                <w:szCs w:val="20"/>
                 <w:lang w:val="es-ES"/>
               </w:rPr>
               <w:t>Permite asignar todos los permisos disponibles para una vista determinada.</w:t>
@@ -1055,7 +1243,20 @@
         <w:rPr>
           <w:lang w:val="es-ES"/>
         </w:rPr>
-        <w:t>El módulo deberá permitir registrar usuarios con datos de identificación y datos funcionales necesarios para su operación dentro del sistema. El registro deberá considerar apellidos, nombres, tipo de documento de identidad, número de documento, correo electrónico, condición de especialista, roles asignados, estado del usuario y datos vinculados a firma, huella y fotografía.</w:t>
+        <w:t xml:space="preserve">El módulo deberá permitir registrar usuarios con datos de identificación y datos funcionales necesarios para su operación dentro del sistema. El registro deberá considerar apellidos, nombres, tipo de documento de identidad, número de documento, correo electrónico, condición de especialista, roles asignados, estado del usuario y datos vinculados a firma, </w:t>
+      </w:r>
+      <w:r>
+        <w:rPr>
+          <w:strike/>
+          <w:lang w:val="es-ES"/>
+        </w:rPr>
+        <w:t>huella</w:t>
+      </w:r>
+      <w:r>
+        <w:rPr>
+          <w:lang w:val="es-ES"/>
+        </w:rPr>
+        <w:t xml:space="preserve"> y fotografía.</w:t>
       </w:r>
     </w:p>
     <w:p>
@@ -1076,7 +1277,20 @@
         <w:rPr>
           <w:lang w:val="es-ES"/>
         </w:rPr>
-        <w:t>Por defecto, el sistema podrá registrar que el usuario cuenta con foto, huella y firma, siempre que dichas características sean requeridas para los procesos del sistema. Estos datos permitirán vincular al usuario con actuaciones documentales, firmas, validaciones o acciones que requieran identificación dentro de la plataforma.</w:t>
+        <w:t xml:space="preserve">Por defecto, el sistema podrá registrar que el usuario cuenta con foto, </w:t>
+      </w:r>
+      <w:r>
+        <w:rPr>
+          <w:strike/>
+          <w:lang w:val="es-ES"/>
+        </w:rPr>
+        <w:t>huella</w:t>
+      </w:r>
+      <w:r>
+        <w:rPr>
+          <w:lang w:val="es-ES"/>
+        </w:rPr>
+        <w:t xml:space="preserve"> y firma, siempre que dichas características sean requeridas para los procesos del sistema. Estos datos permitirán vincular al usuario con actuaciones documentales, firmas, validaciones o acciones que requieran identificación dentro de la plataforma.</w:t>
       </w:r>
     </w:p>
     <w:p>
@@ -1125,7 +1339,6 @@
         <w:rPr>
           <w:lang w:val="es-ES"/>
         </w:rPr>
-        <w:lastRenderedPageBreak/>
         <w:t>El sistema deberá permitir definir la vigencia de acceso de cada usuario, indicando fecha de inicio y fecha de fin. Esta configuración permitirá limitar el uso del sistema a un periodo autorizado, especialmente en casos de personal temporal, consultores, brigadas, especialistas asignados por proyecto o usuarios con participación limitada.</w:t>
       </w:r>
     </w:p>
@@ -1147,6 +1360,7 @@
         <w:rPr>
           <w:lang w:val="es-ES"/>
         </w:rPr>
+        <w:lastRenderedPageBreak/>
         <w:t>Cuando la fecha de vigencia haya vencido, el sistema deberá impedir el acceso o cambiar el estado del usuario según la regla definida. Esta restricción permitirá reducir riesgos asociados a cuentas activas que ya no deberían operar dentro del sistema.</w:t>
       </w:r>
     </w:p>
@@ -1443,7 +1657,20 @@
         <w:rPr>
           <w:lang w:val="es-ES"/>
         </w:rPr>
-        <w:t>El módulo deberá considerar medidas de protección para los datos sensibles registrados en el sistema. La información de usuarios, credenciales, contraseñas, documento de identidad, fotografía, huella, firma y demás datos personales deberá almacenarse bajo mecanismos de cifrado o protección equivalente, evitando que pueda visualizarse directamente desde la base de datos.</w:t>
+        <w:t xml:space="preserve">El módulo deberá considerar medidas de protección para los datos sensibles registrados en el sistema. La información de usuarios, credenciales, contraseñas, documento de identidad, fotografía, </w:t>
+      </w:r>
+      <w:r>
+        <w:rPr>
+          <w:strike/>
+          <w:lang w:val="es-ES"/>
+        </w:rPr>
+        <w:t>huella</w:t>
+      </w:r>
+      <w:r>
+        <w:rPr>
+          <w:lang w:val="es-ES"/>
+        </w:rPr>
+        <w:t>, firma y demás datos personales deberá almacenarse bajo mecanismos de cifrado o protección equivalente, evitando que pueda visualizarse directamente desde la base de datos.</w:t>
       </w:r>
     </w:p>
     <w:p>
@@ -1464,7 +1691,6 @@
         <w:rPr>
           <w:lang w:val="es-ES"/>
         </w:rPr>
-        <w:lastRenderedPageBreak/>
         <w:t>Las contraseñas no deberán almacenarse en texto claro. Asimismo, los documentos de identidad y datos personales sensibles deberán protegerse para reducir el riesgo de exposición, acceso indebido o uso no autorizado. Estas medidas deberán complementarse con control de acceso por rol, trazabilidad y auditoría de acciones.</w:t>
       </w:r>
     </w:p>
@@ -1514,6 +1740,7 @@
         <w:rPr>
           <w:lang w:val="es-ES"/>
         </w:rPr>
+        <w:lastRenderedPageBreak/>
         <w:t xml:space="preserve">El sistema deberá registrar las acciones relevantes realizadas sobre usuarios, roles y permisos. Entre ellas se consideran creación de usuarios, modificación de datos, cambio de estado, asignación o retiro de roles, activación de autenticación </w:t>
       </w:r>
       <w:proofErr w:type="spellStart"/>
@@ -1565,13 +1792,6 @@
         </w:rPr>
         <w:t>La auditoría permitirá conocer quién realizó cada acción, cuándo se realizó, qué información fue modificada y cuál fue el estado anterior y posterior. Esta trazabilidad será necesaria para control interno, revisión de incidentes y administración segura del sistema.</w:t>
       </w:r>
-    </w:p>
-    <w:p>
-      <w:pPr>
-        <w:rPr>
-          <w:lang w:val="es-ES"/>
-        </w:rPr>
-      </w:pPr>
     </w:p>
     <w:p>
       <w:pPr>
@@ -1698,7 +1918,13 @@
         <w:rPr>
           <w:lang w:val="es-ES"/>
         </w:rPr>
-        <w:t>multifactor</w:t>
+        <w:t>M</w:t>
+      </w:r>
+      <w:r>
+        <w:rPr>
+          <w:lang w:val="es-ES"/>
+        </w:rPr>
+        <w:t>ultifactor</w:t>
       </w:r>
       <w:proofErr w:type="spellEnd"/>
       <w:r>
@@ -1752,356 +1978,6 @@
         </w:rPr>
         <w:t>Auditoría y trazabilidad sobre usuarios, roles, permisos y acciones de seguridad.</w:t>
       </w:r>
-    </w:p>
-    <w:p>
-      <w:pPr>
-        <w:pStyle w:val="Listaconvietas"/>
-        <w:numPr>
-          <w:ilvl w:val="0"/>
-          <w:numId w:val="0"/>
-        </w:numPr>
-        <w:ind w:left="360" w:hanging="360"/>
-        <w:jc w:val="both"/>
-        <w:rPr>
-          <w:lang w:val="es-ES"/>
-        </w:rPr>
-      </w:pPr>
-    </w:p>
-    <w:p>
-      <w:pPr>
-        <w:pStyle w:val="Listaconvietas"/>
-        <w:numPr>
-          <w:ilvl w:val="0"/>
-          <w:numId w:val="0"/>
-        </w:numPr>
-        <w:ind w:left="360" w:hanging="360"/>
-        <w:jc w:val="both"/>
-        <w:rPr>
-          <w:lang w:val="es-ES"/>
-        </w:rPr>
-      </w:pPr>
-    </w:p>
-    <w:p>
-      <w:pPr>
-        <w:pStyle w:val="Listaconvietas"/>
-        <w:numPr>
-          <w:ilvl w:val="0"/>
-          <w:numId w:val="0"/>
-        </w:numPr>
-        <w:ind w:left="360" w:hanging="360"/>
-        <w:jc w:val="both"/>
-        <w:rPr>
-          <w:lang w:val="es-ES"/>
-        </w:rPr>
-      </w:pPr>
-    </w:p>
-    <w:p>
-      <w:pPr>
-        <w:pStyle w:val="Listaconvietas"/>
-        <w:numPr>
-          <w:ilvl w:val="0"/>
-          <w:numId w:val="0"/>
-        </w:numPr>
-        <w:ind w:left="360" w:hanging="360"/>
-        <w:jc w:val="both"/>
-        <w:rPr>
-          <w:lang w:val="es-ES"/>
-        </w:rPr>
-      </w:pPr>
-    </w:p>
-    <w:p>
-      <w:pPr>
-        <w:pStyle w:val="Listaconvietas"/>
-        <w:numPr>
-          <w:ilvl w:val="0"/>
-          <w:numId w:val="0"/>
-        </w:numPr>
-        <w:ind w:left="360" w:hanging="360"/>
-        <w:jc w:val="both"/>
-        <w:rPr>
-          <w:lang w:val="es-ES"/>
-        </w:rPr>
-      </w:pPr>
-    </w:p>
-    <w:p>
-      <w:pPr>
-        <w:pStyle w:val="Listaconvietas"/>
-        <w:numPr>
-          <w:ilvl w:val="0"/>
-          <w:numId w:val="0"/>
-        </w:numPr>
-        <w:ind w:left="360" w:hanging="360"/>
-        <w:jc w:val="both"/>
-        <w:rPr>
-          <w:lang w:val="es-ES"/>
-        </w:rPr>
-      </w:pPr>
-    </w:p>
-    <w:p>
-      <w:pPr>
-        <w:pStyle w:val="Listaconvietas"/>
-        <w:numPr>
-          <w:ilvl w:val="0"/>
-          <w:numId w:val="0"/>
-        </w:numPr>
-        <w:ind w:left="360" w:hanging="360"/>
-        <w:jc w:val="both"/>
-        <w:rPr>
-          <w:lang w:val="es-ES"/>
-        </w:rPr>
-      </w:pPr>
-    </w:p>
-    <w:p>
-      <w:pPr>
-        <w:pStyle w:val="Listaconvietas"/>
-        <w:numPr>
-          <w:ilvl w:val="0"/>
-          <w:numId w:val="0"/>
-        </w:numPr>
-        <w:ind w:left="360" w:hanging="360"/>
-        <w:jc w:val="both"/>
-        <w:rPr>
-          <w:lang w:val="es-ES"/>
-        </w:rPr>
-      </w:pPr>
-    </w:p>
-    <w:p>
-      <w:pPr>
-        <w:pStyle w:val="Listaconvietas"/>
-        <w:numPr>
-          <w:ilvl w:val="0"/>
-          <w:numId w:val="0"/>
-        </w:numPr>
-        <w:ind w:left="360" w:hanging="360"/>
-        <w:jc w:val="both"/>
-        <w:rPr>
-          <w:lang w:val="es-ES"/>
-        </w:rPr>
-      </w:pPr>
-    </w:p>
-    <w:p>
-      <w:pPr>
-        <w:pStyle w:val="Listaconvietas"/>
-        <w:numPr>
-          <w:ilvl w:val="0"/>
-          <w:numId w:val="0"/>
-        </w:numPr>
-        <w:ind w:left="360" w:hanging="360"/>
-        <w:jc w:val="both"/>
-        <w:rPr>
-          <w:lang w:val="es-ES"/>
-        </w:rPr>
-      </w:pPr>
-    </w:p>
-    <w:p>
-      <w:pPr>
-        <w:pStyle w:val="Listaconvietas"/>
-        <w:numPr>
-          <w:ilvl w:val="0"/>
-          <w:numId w:val="0"/>
-        </w:numPr>
-        <w:ind w:left="360" w:hanging="360"/>
-        <w:jc w:val="both"/>
-        <w:rPr>
-          <w:lang w:val="es-ES"/>
-        </w:rPr>
-      </w:pPr>
-    </w:p>
-    <w:p>
-      <w:pPr>
-        <w:pStyle w:val="Listaconvietas"/>
-        <w:numPr>
-          <w:ilvl w:val="0"/>
-          <w:numId w:val="0"/>
-        </w:numPr>
-        <w:ind w:left="360" w:hanging="360"/>
-        <w:jc w:val="both"/>
-        <w:rPr>
-          <w:lang w:val="es-ES"/>
-        </w:rPr>
-      </w:pPr>
-    </w:p>
-    <w:p>
-      <w:pPr>
-        <w:pStyle w:val="Listaconvietas"/>
-        <w:numPr>
-          <w:ilvl w:val="0"/>
-          <w:numId w:val="0"/>
-        </w:numPr>
-        <w:ind w:left="360" w:hanging="360"/>
-        <w:jc w:val="both"/>
-        <w:rPr>
-          <w:lang w:val="es-ES"/>
-        </w:rPr>
-      </w:pPr>
-    </w:p>
-    <w:p>
-      <w:pPr>
-        <w:pStyle w:val="Listaconvietas"/>
-        <w:numPr>
-          <w:ilvl w:val="0"/>
-          <w:numId w:val="0"/>
-        </w:numPr>
-        <w:ind w:left="360" w:hanging="360"/>
-        <w:jc w:val="both"/>
-        <w:rPr>
-          <w:lang w:val="es-ES"/>
-        </w:rPr>
-      </w:pPr>
-    </w:p>
-    <w:p>
-      <w:pPr>
-        <w:pStyle w:val="Listaconvietas"/>
-        <w:numPr>
-          <w:ilvl w:val="0"/>
-          <w:numId w:val="0"/>
-        </w:numPr>
-        <w:ind w:left="360" w:hanging="360"/>
-        <w:jc w:val="both"/>
-        <w:rPr>
-          <w:lang w:val="es-ES"/>
-        </w:rPr>
-      </w:pPr>
-    </w:p>
-    <w:p>
-      <w:pPr>
-        <w:pStyle w:val="Listaconvietas"/>
-        <w:numPr>
-          <w:ilvl w:val="0"/>
-          <w:numId w:val="0"/>
-        </w:numPr>
-        <w:ind w:left="360" w:hanging="360"/>
-        <w:jc w:val="both"/>
-        <w:rPr>
-          <w:lang w:val="es-ES"/>
-        </w:rPr>
-      </w:pPr>
-    </w:p>
-    <w:p>
-      <w:pPr>
-        <w:pStyle w:val="Listaconvietas"/>
-        <w:numPr>
-          <w:ilvl w:val="0"/>
-          <w:numId w:val="0"/>
-        </w:numPr>
-        <w:ind w:left="360" w:hanging="360"/>
-        <w:jc w:val="both"/>
-        <w:rPr>
-          <w:lang w:val="es-ES"/>
-        </w:rPr>
-      </w:pPr>
-    </w:p>
-    <w:p>
-      <w:pPr>
-        <w:pStyle w:val="Listaconvietas"/>
-        <w:numPr>
-          <w:ilvl w:val="0"/>
-          <w:numId w:val="0"/>
-        </w:numPr>
-        <w:ind w:left="360" w:hanging="360"/>
-        <w:jc w:val="both"/>
-        <w:rPr>
-          <w:lang w:val="es-ES"/>
-        </w:rPr>
-      </w:pPr>
-    </w:p>
-    <w:p>
-      <w:pPr>
-        <w:pStyle w:val="Listaconvietas"/>
-        <w:numPr>
-          <w:ilvl w:val="0"/>
-          <w:numId w:val="0"/>
-        </w:numPr>
-        <w:ind w:left="360" w:hanging="360"/>
-        <w:jc w:val="both"/>
-        <w:rPr>
-          <w:lang w:val="es-ES"/>
-        </w:rPr>
-      </w:pPr>
-    </w:p>
-    <w:p>
-      <w:pPr>
-        <w:pStyle w:val="Listaconvietas"/>
-        <w:numPr>
-          <w:ilvl w:val="0"/>
-          <w:numId w:val="0"/>
-        </w:numPr>
-        <w:ind w:left="360" w:hanging="360"/>
-        <w:jc w:val="both"/>
-        <w:rPr>
-          <w:lang w:val="es-ES"/>
-        </w:rPr>
-      </w:pPr>
-    </w:p>
-    <w:p>
-      <w:pPr>
-        <w:pStyle w:val="Listaconvietas"/>
-        <w:numPr>
-          <w:ilvl w:val="0"/>
-          <w:numId w:val="0"/>
-        </w:numPr>
-        <w:ind w:left="360" w:hanging="360"/>
-        <w:jc w:val="both"/>
-        <w:rPr>
-          <w:lang w:val="es-ES"/>
-        </w:rPr>
-      </w:pPr>
-    </w:p>
-    <w:p>
-      <w:pPr>
-        <w:pStyle w:val="Listaconvietas"/>
-        <w:numPr>
-          <w:ilvl w:val="0"/>
-          <w:numId w:val="0"/>
-        </w:numPr>
-        <w:ind w:left="360" w:hanging="360"/>
-        <w:jc w:val="both"/>
-        <w:rPr>
-          <w:lang w:val="es-ES"/>
-        </w:rPr>
-      </w:pPr>
-    </w:p>
-    <w:p>
-      <w:pPr>
-        <w:pStyle w:val="Listaconvietas"/>
-        <w:numPr>
-          <w:ilvl w:val="0"/>
-          <w:numId w:val="0"/>
-        </w:numPr>
-        <w:ind w:left="360" w:hanging="360"/>
-        <w:jc w:val="both"/>
-        <w:rPr>
-          <w:lang w:val="es-ES"/>
-        </w:rPr>
-      </w:pPr>
-    </w:p>
-    <w:p>
-      <w:pPr>
-        <w:pStyle w:val="Listaconvietas"/>
-        <w:numPr>
-          <w:ilvl w:val="0"/>
-          <w:numId w:val="0"/>
-        </w:numPr>
-        <w:ind w:left="360" w:hanging="360"/>
-        <w:jc w:val="both"/>
-        <w:rPr>
-          <w:lang w:val="es-ES"/>
-        </w:rPr>
-      </w:pPr>
-    </w:p>
-    <w:p>
-      <w:pPr>
-        <w:pStyle w:val="Listaconvietas"/>
-        <w:numPr>
-          <w:ilvl w:val="0"/>
-          <w:numId w:val="0"/>
-        </w:numPr>
-        <w:ind w:left="360" w:hanging="360"/>
-        <w:jc w:val="both"/>
-        <w:rPr>
-          <w:lang w:val="es-ES"/>
-        </w:rPr>
-      </w:pPr>
     </w:p>
     <w:p>
       <w:pPr>
@@ -2115,6 +1991,23 @@
         <w:jc w:val="both"/>
         <w:rPr>
           <w:rFonts w:cs="Arial"/>
+          <w:sz w:val="22"/>
+          <w:lang w:val="es-PE"/>
+        </w:rPr>
+      </w:pPr>
+    </w:p>
+    <w:p>
+      <w:pPr>
+        <w:pStyle w:val="Listaconvietas"/>
+        <w:numPr>
+          <w:ilvl w:val="0"/>
+          <w:numId w:val="0"/>
+        </w:numPr>
+        <w:spacing w:line="276" w:lineRule="auto"/>
+        <w:ind w:left="360" w:hanging="360"/>
+        <w:jc w:val="both"/>
+        <w:rPr>
+          <w:rFonts w:cs="Arial"/>
           <w:b/>
           <w:bCs/>
           <w:sz w:val="22"/>
@@ -2127,7 +2020,6 @@
           <w:sz w:val="22"/>
           <w:lang w:val="es-PE"/>
         </w:rPr>
-        <w:lastRenderedPageBreak/>
         <w:t>Prototipo referencial</w:t>
       </w:r>
       <w:r>
@@ -2270,15 +2162,7 @@
           <w:sz w:val="22"/>
           <w:lang w:val="es-PE"/>
         </w:rPr>
-        <w:t xml:space="preserve"> </w:t>
-      </w:r>
-      <w:r>
-        <w:rPr>
-          <w:rFonts w:cs="Arial"/>
-          <w:sz w:val="22"/>
-          <w:lang w:val="es-PE"/>
-        </w:rPr>
-        <w:t>2</w:t>
+        <w:t xml:space="preserve"> 2</w:t>
       </w:r>
       <w:r>
         <w:rPr>
@@ -2316,6 +2200,7 @@
           <w:noProof/>
           <w:lang w:val="es-ES"/>
         </w:rPr>
+        <w:lastRenderedPageBreak/>
         <w:drawing>
           <wp:inline distT="0" distB="0" distL="0" distR="0" wp14:anchorId="152091D4" wp14:editId="78686C3A">
             <wp:extent cx="5747657" cy="3831770"/>
